--- a/docs/演示案例.docx
+++ b/docs/演示案例.docx
@@ -38,12 +38,14 @@
         <w:ind w:left="220" w:leftChars="0" w:hanging="220" w:firstLineChars="0"/>
         <w:rPr>
           <w:rFonts w:hint="eastAsia" w:ascii="华文楷体" w:hAnsi="华文楷体" w:eastAsia="华文楷体" w:cs="华文楷体"/>
-          <w:lang w:eastAsia="zh-CN"/>
-        </w:rPr>
-      </w:pPr>
-      <w:r>
-        <w:rPr>
-          <w:rFonts w:hint="eastAsia" w:ascii="华文楷体" w:hAnsi="华文楷体" w:eastAsia="华文楷体" w:cs="华文楷体"/>
+          <w:color w:val="A6A6A6" w:themeColor="background1" w:themeShade="A6"/>
+          <w:lang w:eastAsia="zh-CN"/>
+        </w:rPr>
+      </w:pPr>
+      <w:r>
+        <w:rPr>
+          <w:rFonts w:hint="eastAsia" w:ascii="华文楷体" w:hAnsi="华文楷体" w:eastAsia="华文楷体" w:cs="华文楷体"/>
+          <w:color w:val="A6A6A6" w:themeColor="background1" w:themeShade="A6"/>
           <w:lang w:eastAsia="zh-CN"/>
         </w:rPr>
         <w:t>GPS每个plant_Id对应一个gps位置（4.24）</w:t>
@@ -68,8 +70,6 @@
         </w:rPr>
         <w:t>烟雾、倾斜数据，每个plant_id三到四条（4.24）</w:t>
       </w:r>
-      <w:bookmarkStart w:id="0" w:name="_GoBack"/>
-      <w:bookmarkEnd w:id="0"/>
     </w:p>
     <w:p>
       <w:pPr>
@@ -100,24 +100,63 @@
         <w:ind w:left="220" w:leftChars="0" w:hanging="220" w:firstLineChars="0"/>
         <w:rPr>
           <w:rFonts w:hint="eastAsia" w:ascii="华文楷体" w:hAnsi="华文楷体" w:eastAsia="华文楷体" w:cs="华文楷体"/>
-          <w:lang w:eastAsia="zh-CN"/>
-        </w:rPr>
-      </w:pPr>
-      <w:r>
-        <w:rPr>
-          <w:rFonts w:hint="eastAsia" w:ascii="华文楷体" w:hAnsi="华文楷体" w:eastAsia="华文楷体" w:cs="华文楷体"/>
-          <w:lang w:eastAsia="zh-CN"/>
-        </w:rPr>
-        <w:t>栀子花插入近一个小时的异常趋势数据（温湿光）</w:t>
-      </w:r>
-      <w:r>
-        <w:rPr>
-          <w:rFonts w:hint="eastAsia" w:ascii="华文楷体" w:hAnsi="华文楷体" w:eastAsia="华文楷体" w:cs="华文楷体"/>
+          <w:color w:val="A6A6A6" w:themeColor="background1" w:themeShade="A6"/>
+          <w:lang w:eastAsia="zh-CN"/>
+        </w:rPr>
+      </w:pPr>
+      <w:r>
+        <w:rPr>
+          <w:rFonts w:hint="eastAsia" w:ascii="华文楷体" w:hAnsi="华文楷体" w:eastAsia="华文楷体" w:cs="华文楷体"/>
+          <w:color w:val="A6A6A6" w:themeColor="background1" w:themeShade="A6"/>
+          <w:lang w:eastAsia="zh-CN"/>
+        </w:rPr>
+        <w:t>栀子花插入近一个小时的异常趋势数据（温湿光，</w:t>
+      </w:r>
+      <w:r>
+        <w:rPr>
+          <w:rFonts w:hint="eastAsia" w:ascii="华文楷体" w:hAnsi="华文楷体" w:eastAsia="华文楷体" w:cs="华文楷体"/>
+          <w:color w:val="A6A6A6" w:themeColor="background1" w:themeShade="A6"/>
+          <w:lang w:val="en-US" w:eastAsia="zh-CN"/>
+        </w:rPr>
+        <w:t>根据知识库</w:t>
+      </w:r>
+      <w:r>
+        <w:rPr>
+          <w:rFonts w:hint="eastAsia" w:ascii="华文楷体" w:hAnsi="华文楷体" w:eastAsia="华文楷体" w:cs="华文楷体"/>
+          <w:color w:val="A6A6A6" w:themeColor="background1" w:themeShade="A6"/>
+          <w:lang w:eastAsia="zh-CN"/>
+        </w:rPr>
+        <w:t>）</w:t>
+      </w:r>
+      <w:r>
+        <w:rPr>
+          <w:rFonts w:hint="eastAsia" w:ascii="华文楷体" w:hAnsi="华文楷体" w:eastAsia="华文楷体" w:cs="华文楷体"/>
+          <w:color w:val="A6A6A6" w:themeColor="background1" w:themeShade="A6"/>
           <w:sz w:val="15"/>
           <w:szCs w:val="18"/>
           <w:lang w:eastAsia="zh-CN"/>
         </w:rPr>
-        <w:t>---浏览植物列表时点击多肉植物页面</w:t>
+        <w:t>---浏览植物列表时点击</w:t>
+      </w:r>
+      <w:r>
+        <w:rPr>
+          <w:rFonts w:hint="eastAsia" w:ascii="华文楷体" w:hAnsi="华文楷体" w:eastAsia="华文楷体" w:cs="华文楷体"/>
+          <w:color w:val="A6A6A6" w:themeColor="background1" w:themeShade="A6"/>
+          <w:sz w:val="15"/>
+          <w:szCs w:val="18"/>
+          <w:lang w:val="en-US" w:eastAsia="zh-CN"/>
+        </w:rPr>
+        <w:t>栀子花</w:t>
+      </w:r>
+      <w:r>
+        <w:rPr>
+          <w:rFonts w:hint="eastAsia" w:ascii="华文楷体" w:hAnsi="华文楷体" w:eastAsia="华文楷体" w:cs="华文楷体"/>
+          <w:color w:val="A6A6A6" w:themeColor="background1" w:themeShade="A6"/>
+          <w:sz w:val="15"/>
+          <w:szCs w:val="18"/>
+          <w:lang w:eastAsia="zh-CN"/>
+        </w:rPr>
+        <w:t>植物页面</w:t>
       </w:r>
     </w:p>
     <w:p>
@@ -147,6 +186,8 @@
           <w:lang w:eastAsia="zh-CN"/>
         </w:rPr>
       </w:pPr>
+      <w:bookmarkStart w:id="0" w:name="_GoBack"/>
+      <w:bookmarkEnd w:id="0"/>
     </w:p>
     <w:p>
       <w:pPr>
@@ -172,7 +213,7 @@
           <w:szCs w:val="32"/>
           <w:lang w:val="en-US" w:eastAsia="zh-CN"/>
         </w:rPr>
-        <w:t>提前插入网页的数据（4.24）：</w:t>
+        <w:t>提前插入网页的数据：</w:t>
       </w:r>
     </w:p>
     <w:p>
@@ -194,6 +235,13 @@
         </w:rPr>
         <w:t>策略：栀子花插一条湿度的策略，现场插入温度或者光照策略</w:t>
       </w:r>
+      <w:r>
+        <w:rPr>
+          <w:rFonts w:hint="eastAsia" w:ascii="华文楷体" w:hAnsi="华文楷体" w:eastAsia="华文楷体" w:cs="华文楷体"/>
+          <w:lang w:val="en-US" w:eastAsia="zh-CN"/>
+        </w:rPr>
+        <w:t>4.24</w:t>
+      </w:r>
     </w:p>
     <w:p>
       <w:pPr>
@@ -213,6 +261,13 @@
           <w:lang w:eastAsia="zh-CN"/>
         </w:rPr>
         <w:t>日历（用谁电脑演示就用谁电脑上传之前的照片（蝴蝶兰的不同阶段照片））</w:t>
+      </w:r>
+      <w:r>
+        <w:rPr>
+          <w:rFonts w:hint="eastAsia" w:ascii="华文楷体" w:hAnsi="华文楷体" w:eastAsia="华文楷体" w:cs="华文楷体"/>
+          <w:lang w:val="en-US" w:eastAsia="zh-CN"/>
+        </w:rPr>
+        <w:t>----演示</w:t>
       </w:r>
     </w:p>
     <w:p>
